--- a/Visa2026.Module/Resources/App_Reg_Info_Change_Passport_Letter.docx
+++ b/Visa2026.Module/Resources/App_Reg_Info_Change_Passport_Letter.docx
@@ -57,7 +57,7 @@
           <w:rFonts w:ascii="Times New Roman" w:hAnsi="Times New Roman"/>
           <w:sz w:val="30"/>
         </w:rPr>
-        <w:t xml:space="preserve">    Hatymyzyň goşundysynda görkezilen sanawdaky {{ds.TotalPersonCount}} ({{ds.TotalPersonCountText}}) sany daşary ýurt raýatynyň pasportyny çalyşmagy bilen baglanşykly hasaba durmagyň möhletini täze pasportyna geçirmeginižizi Sizden haýyş edýäris.</w:t>
+        <w:t xml:space="preserve">Hatymyzyň goşundysynda görkezilen sanawdaky {{ds.TotalPersonCount}} ({{ds.TotalPersonCountText}}) sany daşary ýurt raýatynyň pasportyny çalyşmagy bilen baglanşykly hasaba durmagyň möhletini täze pasportyna geçirmeginižizi Sizden haýyş edýäris.</w:t>
       </w:r>
     </w:p>
     <w:p>
@@ -71,37 +71,82 @@
           <w:rFonts w:ascii="Times New Roman" w:hAnsi="Times New Roman"/>
           <w:sz w:val="30"/>
         </w:rPr>
-        <w:t xml:space="preserve">    Daşary ýurt raýatynyň Türkmenistana gelmeginiň, onda bolmagynyň we ondan gitmeginiň düzgünlerini berjaý etmegine jogapkärçiligi kompaniýamyz öz üstüne alýar.</w:t>
+        <w:t xml:space="preserve">Daşary ýurt raýatynyň Türkmenistana gelmeginiň, onda bolmagynyň we ondan gitmeginiň düzgünlerini berjaý etmegine jogapkärçiligi kompaniýamyz öz üstüne alýar.</w:t>
       </w:r>
     </w:p>
     <w:p/>
-    <w:p>
-      <w:pPr>
-        <w:tabs>
-          <w:tab w:val="right" w:pos="8306"/>
-        </w:tabs>
-        <w:spacing w:before="480" w:after="0"/>
-      </w:pPr>
-      <w:r>
-        <w:rPr>
-          <w:rFonts w:ascii="Times New Roman" w:hAnsi="Times New Roman"/>
-          <w:sz w:val="30"/>
-          <w:b/>
-        </w:rPr>
-        <w:t xml:space="preserve">{{ds.Application_CompanyHead_PositionTm}}</w:t>
-      </w:r>
-      <w:r>
-        <w:tab/>
-      </w:r>
-      <w:r>
-        <w:rPr>
-          <w:rFonts w:ascii="Times New Roman" w:hAnsi="Times New Roman"/>
-          <w:sz w:val="30"/>
-          <w:b/>
-        </w:rPr>
-        <w:t xml:space="preserve">{{ds.Application_CompanyHead_FullName}}</w:t>
-      </w:r>
-    </w:p>
+    <w:tbl>
+      <w:tblPr>
+        <w:tblW w:w="8306" w:type="dxa"/>
+        <w:tblLayout w:type="fixed"/>
+        <w:tblBorders>
+          <w:top w:val="nil"/>
+          <w:left w:val="nil"/>
+          <w:bottom w:val="nil"/>
+          <w:right w:val="nil"/>
+          <w:insideH w:val="nil"/>
+          <w:insideV w:val="nil"/>
+        </w:tblBorders>
+      </w:tblPr>
+      <w:tblGrid>
+        <w:gridCol w:w="5200"/>
+        <w:gridCol w:w="3106"/>
+      </w:tblGrid>
+      <w:tr>
+        <w:tc>
+          <w:tcPr>
+            <w:tcW w:w="5200" w:type="dxa"/>
+            <w:vAlign w:val="top"/>
+            <w:tcBorders>
+              <w:top w:val="nil"/>
+              <w:left w:val="nil"/>
+              <w:bottom w:val="nil"/>
+              <w:right w:val="nil"/>
+            </w:tcBorders>
+          </w:tcPr>
+          <w:p>
+            <w:pPr>
+              <w:jc w:val="left"/>
+              <w:spacing w:before="480" w:after="0"/>
+            </w:pPr>
+            <w:r>
+              <w:rPr>
+                <w:rFonts w:ascii="Times New Roman" w:hAnsi="Times New Roman"/>
+                <w:sz w:val="30"/>
+                <w:b/>
+              </w:rPr>
+              <w:t xml:space="preserve">{{ds.Application_CompanyHead_PositionTm}}</w:t>
+            </w:r>
+          </w:p>
+        </w:tc>
+        <w:tc>
+          <w:tcPr>
+            <w:tcW w:w="3106" w:type="dxa"/>
+            <w:vAlign w:val="top"/>
+            <w:tcBorders>
+              <w:top w:val="nil"/>
+              <w:left w:val="nil"/>
+              <w:bottom w:val="nil"/>
+              <w:right w:val="nil"/>
+            </w:tcBorders>
+          </w:tcPr>
+          <w:p>
+            <w:pPr>
+              <w:jc w:val="right"/>
+              <w:spacing w:before="480" w:after="0"/>
+            </w:pPr>
+            <w:r>
+              <w:rPr>
+                <w:rFonts w:ascii="Times New Roman" w:hAnsi="Times New Roman"/>
+                <w:sz w:val="30"/>
+                <w:b/>
+              </w:rPr>
+              <w:t xml:space="preserve">{{ds.Application_CompanyHead_FullName}}</w:t>
+            </w:r>
+          </w:p>
+        </w:tc>
+      </w:tr>
+    </w:tbl>
     <w:sectPr>
       <w:pgSz w:w="11906" w:h="16838"/>
       <w:pgMar w:top="1440" w:right="1800" w:bottom="1440" w:left="1800"/>
